--- a/PM/hw/hw1/hw1.docx
+++ b/PM/hw/hw1/hw1.docx
@@ -1,6 +1,6 @@
 
 <file path=word/document.xml><?xml version="1.0" encoding="utf-8"?>
-<w:document xmlns:wpc="http://schemas.microsoft.com/office/word/2010/wordprocessingCanvas" xmlns:cx="http://schemas.microsoft.com/office/drawing/2014/chartex" xmlns:cx1="http://schemas.microsoft.com/office/drawing/2015/9/8/chartex" xmlns:cx2="http://schemas.microsoft.com/office/drawing/2015/10/21/chartex" xmlns:cx3="http://schemas.microsoft.com/office/drawing/2016/5/9/chartex" xmlns:cx4="http://schemas.microsoft.com/office/drawing/2016/5/10/chartex" xmlns:cx5="http://schemas.microsoft.com/office/drawing/2016/5/11/chartex" xmlns:cx6="http://schemas.microsoft.com/office/drawing/2016/5/12/chartex" xmlns:cx7="http://schemas.microsoft.com/office/drawing/2016/5/13/chartex" xmlns:cx8="http://schemas.microsoft.com/office/drawing/2016/5/14/chartex" xmlns:mc="http://schemas.openxmlformats.org/markup-compatibility/2006" xmlns:aink="http://schemas.microsoft.com/office/drawing/2016/ink" xmlns:am3d="http://schemas.microsoft.com/office/drawing/2017/model3d" xmlns:o="urn:schemas-microsoft-com:office:office" xmlns:r="http://schemas.openxmlformats.org/officeDocument/2006/relationships" xmlns:m="http://schemas.openxmlformats.org/officeDocument/2006/math" xmlns:v="urn:schemas-microsoft-com:vml" xmlns:wp14="http://schemas.microsoft.com/office/word/2010/wordprocessingDrawing" xmlns:wp="http://schemas.openxmlformats.org/drawingml/2006/wordprocessingDrawing" xmlns:w10="urn:schemas-microsoft-com:office:word" xmlns:w="http://schemas.openxmlformats.org/wordprocessingml/2006/main" xmlns:w14="http://schemas.microsoft.com/office/word/2010/wordml" xmlns:w15="http://schemas.microsoft.com/office/word/2012/wordml" xmlns:w16cex="http://schemas.microsoft.com/office/word/2018/wordml/cex" xmlns:w16cid="http://schemas.microsoft.com/office/word/2016/wordml/cid" xmlns:w16="http://schemas.microsoft.com/office/word/2018/wordml" xmlns:w16sdtdh="http://schemas.microsoft.com/office/word/2020/wordml/sdtdatahash" xmlns:w16se="http://schemas.microsoft.com/office/word/2015/wordml/symex" xmlns:wpg="http://schemas.microsoft.com/office/word/2010/wordprocessingGroup" xmlns:wpi="http://schemas.microsoft.com/office/word/2010/wordprocessingInk" xmlns:wne="http://schemas.microsoft.com/office/word/2006/wordml" xmlns:wps="http://schemas.microsoft.com/office/word/2010/wordprocessingShape" mc:Ignorable="w14 w15 w16se w16cid w16 w16cex w16sdtdh wp14">
+<w:document xmlns:wpc="http://schemas.microsoft.com/office/word/2010/wordprocessingCanvas" xmlns:cx="http://schemas.microsoft.com/office/drawing/2014/chartex" xmlns:cx1="http://schemas.microsoft.com/office/drawing/2015/9/8/chartex" xmlns:cx2="http://schemas.microsoft.com/office/drawing/2015/10/21/chartex" xmlns:cx3="http://schemas.microsoft.com/office/drawing/2016/5/9/chartex" xmlns:cx4="http://schemas.microsoft.com/office/drawing/2016/5/10/chartex" xmlns:cx5="http://schemas.microsoft.com/office/drawing/2016/5/11/chartex" xmlns:cx6="http://schemas.microsoft.com/office/drawing/2016/5/12/chartex" xmlns:cx7="http://schemas.microsoft.com/office/drawing/2016/5/13/chartex" xmlns:cx8="http://schemas.microsoft.com/office/drawing/2016/5/14/chartex" xmlns:mc="http://schemas.openxmlformats.org/markup-compatibility/2006" xmlns:aink="http://schemas.microsoft.com/office/drawing/2016/ink" xmlns:am3d="http://schemas.microsoft.com/office/drawing/2017/model3d" xmlns:o="urn:schemas-microsoft-com:office:office" xmlns:r="http://schemas.openxmlformats.org/officeDocument/2006/relationships" xmlns:m="http://schemas.openxmlformats.org/officeDocument/2006/math" xmlns:v="urn:schemas-microsoft-com:vml" xmlns:wp14="http://schemas.microsoft.com/office/word/2010/wordprocessingDrawing" xmlns:wp="http://schemas.openxmlformats.org/drawingml/2006/wordprocessingDrawing" xmlns:w10="urn:schemas-microsoft-com:office:word" xmlns:w="http://schemas.openxmlformats.org/wordprocessingml/2006/main" xmlns:w14="http://schemas.microsoft.com/office/word/2010/wordml" xmlns:w15="http://schemas.microsoft.com/office/word/2012/wordml" xmlns:w16cid="http://schemas.microsoft.com/office/word/2016/wordml/cid" xmlns:w16se="http://schemas.microsoft.com/office/word/2015/wordml/symex" xmlns:wpg="http://schemas.microsoft.com/office/word/2010/wordprocessingGroup" xmlns:wpi="http://schemas.microsoft.com/office/word/2010/wordprocessingInk" xmlns:wne="http://schemas.microsoft.com/office/word/2006/wordml" xmlns:wps="http://schemas.microsoft.com/office/word/2010/wordprocessingShape" mc:Ignorable="w14 w15 w16se w16cid wp14">
   <w:body>
     <w:p>
       <w:r>
@@ -17,10 +17,7 @@
         <w:ind w:firstLine="720"/>
       </w:pPr>
       <w:r>
-        <w:t>The is a huge rising of the vehicles</w:t>
-      </w:r>
-      <w:r>
-        <w:t xml:space="preserve"> </w:t>
+        <w:t xml:space="preserve">The is a huge rising of the vehicles </w:t>
       </w:r>
       <w:r>
         <w:rPr>
@@ -205,15 +202,7 @@
       </w:r>
       <w:r>
         <w:tab/>
-        <w:t xml:space="preserve">Federal Highway Administration </w:t>
-      </w:r>
-      <w:proofErr w:type="gramStart"/>
-      <w:r>
-        <w:t>issues</w:t>
-      </w:r>
-      <w:proofErr w:type="gramEnd"/>
-      <w:r>
-        <w:t xml:space="preserve"> Record of Decision, the construction go-ahead.</w:t>
+        <w:t>Federal Highway Administration issues Record of Decision, the construction go-ahead.</w:t>
       </w:r>
     </w:p>
     <w:p>
@@ -540,9 +529,6 @@
     <w:p>
       <w:pPr>
         <w:ind w:firstLine="720"/>
-        <w:rPr>
-          <w:rFonts w:hint="eastAsia"/>
-        </w:rPr>
       </w:pPr>
     </w:p>
     <w:p/>
@@ -574,6 +560,12 @@
     </w:p>
     <w:p>
       <w:r>
+        <w:tab/>
+        <w:t>Compiling traffic time.</w:t>
+      </w:r>
+    </w:p>
+    <w:p>
+      <w:r>
         <w:t>2.  Explain the funding model in the context of portfolio planning? (10pts)</w:t>
       </w:r>
     </w:p>
@@ -581,6 +573,7 @@
       <w:r>
         <w:tab/>
       </w:r>
+      <w:bookmarkStart w:id="0" w:name="_GoBack"/>
       <w:r>
         <w:t xml:space="preserve">P1 P2 P3 </w:t>
       </w:r>
@@ -600,8 +593,10 @@
         <w:t>Construction fee</w:t>
       </w:r>
     </w:p>
-    <w:p>
-      <w:r>
+    <w:bookmarkEnd w:id="0"/>
+    <w:p>
+      <w:r>
+        <w:lastRenderedPageBreak/>
         <w:tab/>
         <w:t>F</w:t>
       </w:r>
@@ -611,7 +606,6 @@
     </w:p>
     <w:p>
       <w:r>
-        <w:lastRenderedPageBreak/>
         <w:tab/>
         <w:t>Maintenance</w:t>
       </w:r>
@@ -727,6 +721,35 @@
       <w:r>
         <w:t>Improving the local economy vitality.</w:t>
       </w:r>
+    </w:p>
+    <w:p>
+      <w:pPr>
+        <w:ind w:firstLine="720"/>
+      </w:pPr>
+      <w:r>
+        <w:t>Artifact discovery.</w:t>
+      </w:r>
+    </w:p>
+    <w:p>
+      <w:pPr>
+        <w:ind w:firstLine="720"/>
+      </w:pPr>
+      <w:r>
+        <w:t xml:space="preserve">Low gas </w:t>
+      </w:r>
+      <w:proofErr w:type="spellStart"/>
+      <w:r>
+        <w:t>esimission</w:t>
+      </w:r>
+      <w:proofErr w:type="spellEnd"/>
+      <w:r>
+        <w:t>.</w:t>
+      </w:r>
+    </w:p>
+    <w:p>
+      <w:pPr>
+        <w:ind w:firstLine="720"/>
+      </w:pPr>
     </w:p>
     <w:p/>
     <w:sectPr>
@@ -740,7 +763,7 @@
 </file>
 
 <file path=word/styles.xml><?xml version="1.0" encoding="utf-8"?>
-<w:styles xmlns:mc="http://schemas.openxmlformats.org/markup-compatibility/2006" xmlns:r="http://schemas.openxmlformats.org/officeDocument/2006/relationships" xmlns:w="http://schemas.openxmlformats.org/wordprocessingml/2006/main" xmlns:w14="http://schemas.microsoft.com/office/word/2010/wordml" xmlns:w15="http://schemas.microsoft.com/office/word/2012/wordml" xmlns:w16cex="http://schemas.microsoft.com/office/word/2018/wordml/cex" xmlns:w16cid="http://schemas.microsoft.com/office/word/2016/wordml/cid" xmlns:w16="http://schemas.microsoft.com/office/word/2018/wordml" xmlns:w16sdtdh="http://schemas.microsoft.com/office/word/2020/wordml/sdtdatahash" xmlns:w16se="http://schemas.microsoft.com/office/word/2015/wordml/symex" mc:Ignorable="w14 w15 w16se w16cid w16 w16cex w16sdtdh">
+<w:styles xmlns:mc="http://schemas.openxmlformats.org/markup-compatibility/2006" xmlns:r="http://schemas.openxmlformats.org/officeDocument/2006/relationships" xmlns:w="http://schemas.openxmlformats.org/wordprocessingml/2006/main" xmlns:w14="http://schemas.microsoft.com/office/word/2010/wordml" xmlns:w15="http://schemas.microsoft.com/office/word/2012/wordml" xmlns:w16cid="http://schemas.microsoft.com/office/word/2016/wordml/cid" xmlns:w16se="http://schemas.microsoft.com/office/word/2015/wordml/symex" mc:Ignorable="w14 w15 w16se w16cid">
   <w:docDefaults>
     <w:rPrDefault>
       <w:rPr>
@@ -756,7 +779,7 @@
       </w:pPr>
     </w:pPrDefault>
   </w:docDefaults>
-  <w:latentStyles w:defLockedState="0" w:defUIPriority="99" w:defSemiHidden="0" w:defUnhideWhenUsed="0" w:defQFormat="0" w:count="376">
+  <w:latentStyles w:defLockedState="0" w:defUIPriority="99" w:defSemiHidden="0" w:defUnhideWhenUsed="0" w:defQFormat="0" w:count="375">
     <w:lsdException w:name="Normal" w:uiPriority="0" w:qFormat="1"/>
     <w:lsdException w:name="heading 1" w:uiPriority="9" w:qFormat="1"/>
     <w:lsdException w:name="heading 2" w:semiHidden="1" w:uiPriority="9" w:unhideWhenUsed="1" w:qFormat="1"/>
@@ -1132,7 +1155,6 @@
     <w:lsdException w:name="Smart Hyperlink" w:semiHidden="1" w:unhideWhenUsed="1"/>
     <w:lsdException w:name="Hashtag" w:semiHidden="1" w:unhideWhenUsed="1"/>
     <w:lsdException w:name="Unresolved Mention" w:semiHidden="1" w:unhideWhenUsed="1"/>
-    <w:lsdException w:name="Smart Link" w:semiHidden="1" w:unhideWhenUsed="1"/>
   </w:latentStyles>
   <w:style w:type="paragraph" w:default="1" w:styleId="Normal">
     <w:name w:val="Normal"/>
